--- a/blog/08-the-chip-that-says-no-7-scaling-no.docx
+++ b/blog/08-the-chip-that-says-no-7-scaling-no.docx
@@ -1176,7 +1176,7 @@
       <w:r>
         <w:drawing>
           <wp:inline distT="0" distB="0" distL="0" distR="0">
-            <wp:extent cx="5943600" cy="3324225"/>
+            <wp:extent cx="5943600" cy="3448050"/>
             <wp:effectExtent t="0" r="0" b="0" l="0"/>
             <wp:docPr id="32" name="" descr="" title=""/>
             <wp:cNvGraphicFramePr>
@@ -1201,7 +1201,7 @@
                   <pic:spPr bwMode="auto">
                     <a:xfrm>
                       <a:off x="0" y="0"/>
-                      <a:ext cx="5943600" cy="3324225"/>
+                      <a:ext cx="5943600" cy="3448050"/>
                     </a:xfrm>
                     <a:prstGeom prst="rect">
                       <a:avLst/>
@@ -1358,7 +1358,7 @@
       <w:r>
         <w:t xml:space="preserve">The design of the fabric, with every message type, the roster, the edition change, the heartbeat, the budgets, the logs and the partition table: docs/02-safety-fabric.md in the chip's repository, </w:t>
       </w:r>
-      <w:hyperlink w:history="1" r:id="rIddsgbc_fq_eokxngdc-gqa">
+      <w:hyperlink w:history="1" r:id="rIdpuhavh4zdhmrt0bmmuzvn">
         <w:r>
           <w:rPr>
             <w:rStyle w:val="Hyperlink"/>
@@ -1372,7 +1372,7 @@
       <w:r>
         <w:t xml:space="preserve"> Where the governor lives and the three tiers: </w:t>
       </w:r>
-      <w:hyperlink w:history="1" r:id="rIdqurenlbuyllhqp7cjxolp">
+      <w:hyperlink w:history="1" r:id="rId903kti05iq3b4c7cxd_vt">
         <w:r>
           <w:rPr>
             <w:rStyle w:val="Hyperlink"/>
@@ -1386,7 +1386,7 @@
       <w:r>
         <w:t xml:space="preserve"> Every plug, the NVSwitch and DPU management paths, and the asks to NVIDIA: </w:t>
       </w:r>
-      <w:hyperlink w:history="1" r:id="rIdgvpaslwu5svxf_f8djg5f">
+      <w:hyperlink w:history="1" r:id="rIdkmfyxxzvwwdre8454xa3o">
         <w:r>
           <w:rPr>
             <w:rStyle w:val="Hyperlink"/>
@@ -1400,7 +1400,7 @@
       <w:r>
         <w:t xml:space="preserve"> The ticket, the register map, the physical targets (area, power, package): </w:t>
       </w:r>
-      <w:hyperlink w:history="1" r:id="rId4fpg1esy4yvude9gzajdb">
+      <w:hyperlink w:history="1" r:id="rIdt6wifm5tg4qd0fxnxwtpc">
         <w:r>
           <w:rPr>
             <w:rStyle w:val="Hyperlink"/>
@@ -1427,7 +1427,7 @@
       <w:r>
         <w:t xml:space="preserve">The halt loop as a circuit, 72 governors, 39 configurations, worst case 317 microseconds: </w:t>
       </w:r>
-      <w:hyperlink w:history="1" r:id="rIda_mzmwlsl7fyskevuudrh">
+      <w:hyperlink w:history="1" r:id="rId4gs6j-i8seggodu3azpsk">
         <w:r>
           <w:rPr>
             <w:rStyle w:val="Hyperlink"/>
@@ -1438,7 +1438,7 @@
       <w:r>
         <w:t xml:space="preserve"> and the generated table </w:t>
       </w:r>
-      <w:hyperlink w:history="1" r:id="rIdeyjbz4q8fztgdu4awxzpl">
+      <w:hyperlink w:history="1" r:id="rId9ggulz1fg_nuyyfbxetsr">
         <w:r>
           <w:rPr>
             <w:rStyle w:val="Hyperlink"/>
@@ -1452,7 +1452,7 @@
       <w:r>
         <w:t xml:space="preserve"> The rack wiring, the two cluster wires and the power-on sequence: </w:t>
       </w:r>
-      <w:hyperlink w:history="1" r:id="rIdevpoxgvfwvtjwzj9k8rrm">
+      <w:hyperlink w:history="1" r:id="rIdyo2gndlwecryhesicfx88">
         <w:r>
           <w:rPr>
             <w:rStyle w:val="Hyperlink"/>
@@ -1476,7 +1476,7 @@
       <w:r>
         <w:t xml:space="preserve">The tests behind the four mechanisms: tests/test_h11_halt_loop.py, test_h12_fabric_auth.py, test_h13_shared_budget.py and test_h14_partition.py in </w:t>
       </w:r>
-      <w:hyperlink w:history="1" r:id="rIdcto9je-6jhxkn62knnsit">
+      <w:hyperlink w:history="1" r:id="rIdnnpdnrjqfwjg-2tcasnqm">
         <w:r>
           <w:rPr>
             <w:rStyle w:val="Hyperlink"/>
@@ -1503,7 +1503,7 @@
       <w:r>
         <w:t xml:space="preserve">Why the gate belongs at the ends and not in the network, with the theorem and the check: </w:t>
       </w:r>
-      <w:hyperlink w:history="1" r:id="rId_0ncgzrgxdzxd3t-ubnwd">
+      <w:hyperlink w:history="1" r:id="rId016me5qvtgnv6-pj2a_bc">
         <w:r>
           <w:rPr>
             <w:rStyle w:val="Hyperlink"/>
@@ -1514,7 +1514,7 @@
       <w:r>
         <w:t xml:space="preserve"> and Part 6 of this series. The open questions, including 1 (coverage), 7 (a shared rack), 14 (people), 16 (a multilateral root) and now 17 (sites): </w:t>
       </w:r>
-      <w:hyperlink w:history="1" r:id="rId3vhkeybhevsvnmrsfritt">
+      <w:hyperlink w:history="1" r:id="rIdbawk-ku309mq_f2o6uqw0">
         <w:r>
           <w:rPr>
             <w:rStyle w:val="Hyperlink"/>
@@ -1528,7 +1528,7 @@
       <w:r>
         <w:t xml:space="preserve"> The ladder, and why the person is the top rung: </w:t>
       </w:r>
-      <w:hyperlink w:history="1" r:id="rId3dbpd_vk1-iesxy_xfhsg">
+      <w:hyperlink w:history="1" r:id="rId6ya2hzznuplwftzhkogjx">
         <w:r>
           <w:rPr>
             <w:rStyle w:val="Hyperlink"/>
@@ -1552,7 +1552,7 @@
       <w:r>
         <w:t xml:space="preserve">The retrofit question, per lever, is experiment P2 in </w:t>
       </w:r>
-      <w:hyperlink w:history="1" r:id="rId-nmycpkfl6hmksnn_q1nq">
+      <w:hyperlink w:history="1" r:id="rIdd4izvtaojlalrzioq4p-n">
         <w:r>
           <w:rPr>
             <w:rStyle w:val="Hyperlink"/>
@@ -1566,7 +1566,7 @@
       <w:r>
         <w:t xml:space="preserve"> The road from here to a chip we cannot fab, with the bench loop and the FPGA: </w:t>
       </w:r>
-      <w:hyperlink w:history="1" r:id="rIdliaav8jp2cei2nuufa2bw">
+      <w:hyperlink w:history="1" r:id="rIdd333jacq3lwxqnlal4faq">
         <w:r>
           <w:rPr>
             <w:rStyle w:val="Hyperlink"/>
@@ -1603,7 +1603,7 @@
       <w:r>
         <w:t xml:space="preserve">The drawings are made by </w:t>
       </w:r>
-      <w:hyperlink w:history="1" r:id="rId7umbwtm9j2sqdbxicxyx1">
+      <w:hyperlink w:history="1" r:id="rIdkcquethdqrg0naak2nrnf">
         <w:r>
           <w:rPr>
             <w:rStyle w:val="Hyperlink"/>

--- a/blog/08-the-chip-that-says-no-7-scaling-no.docx
+++ b/blog/08-the-chip-that-says-no-7-scaling-no.docx
@@ -594,7 +594,7 @@
       <w:r>
         <w:drawing>
           <wp:inline distT="0" distB="0" distL="0" distR="0">
-            <wp:extent cx="5943600" cy="3448050"/>
+            <wp:extent cx="5943600" cy="3686175"/>
             <wp:effectExtent t="0" r="0" b="0" l="0"/>
             <wp:docPr id="27" name="" descr="" title=""/>
             <wp:cNvGraphicFramePr>
@@ -619,7 +619,7 @@
                   <pic:spPr bwMode="auto">
                     <a:xfrm>
                       <a:off x="0" y="0"/>
-                      <a:ext cx="5943600" cy="3448050"/>
+                      <a:ext cx="5943600" cy="3686175"/>
                     </a:xfrm>
                     <a:prstGeom prst="rect">
                       <a:avLst/>
@@ -1358,7 +1358,7 @@
       <w:r>
         <w:t xml:space="preserve">The design of the fabric, with every message type, the roster, the edition change, the heartbeat, the budgets, the logs and the partition table: docs/02-safety-fabric.md in the chip's repository, </w:t>
       </w:r>
-      <w:hyperlink w:history="1" r:id="rIdpuhavh4zdhmrt0bmmuzvn">
+      <w:hyperlink w:history="1" r:id="rIdiugin3jayd47mlweownnw">
         <w:r>
           <w:rPr>
             <w:rStyle w:val="Hyperlink"/>
@@ -1372,7 +1372,7 @@
       <w:r>
         <w:t xml:space="preserve"> Where the governor lives and the three tiers: </w:t>
       </w:r>
-      <w:hyperlink w:history="1" r:id="rId903kti05iq3b4c7cxd_vt">
+      <w:hyperlink w:history="1" r:id="rId_t3uu2-_7pwcwfdooaajj">
         <w:r>
           <w:rPr>
             <w:rStyle w:val="Hyperlink"/>
@@ -1386,7 +1386,7 @@
       <w:r>
         <w:t xml:space="preserve"> Every plug, the NVSwitch and DPU management paths, and the asks to NVIDIA: </w:t>
       </w:r>
-      <w:hyperlink w:history="1" r:id="rIdkmfyxxzvwwdre8454xa3o">
+      <w:hyperlink w:history="1" r:id="rIdlq284q6r0b4qwbtniquah">
         <w:r>
           <w:rPr>
             <w:rStyle w:val="Hyperlink"/>
@@ -1400,7 +1400,7 @@
       <w:r>
         <w:t xml:space="preserve"> The ticket, the register map, the physical targets (area, power, package): </w:t>
       </w:r>
-      <w:hyperlink w:history="1" r:id="rIdt6wifm5tg4qd0fxnxwtpc">
+      <w:hyperlink w:history="1" r:id="rIdjynfbxjalemdj0zzylssr">
         <w:r>
           <w:rPr>
             <w:rStyle w:val="Hyperlink"/>
@@ -1427,7 +1427,7 @@
       <w:r>
         <w:t xml:space="preserve">The halt loop as a circuit, 72 governors, 39 configurations, worst case 317 microseconds: </w:t>
       </w:r>
-      <w:hyperlink w:history="1" r:id="rId4gs6j-i8seggodu3azpsk">
+      <w:hyperlink w:history="1" r:id="rIdik9f32qopbuavid-u-fpa">
         <w:r>
           <w:rPr>
             <w:rStyle w:val="Hyperlink"/>
@@ -1438,7 +1438,7 @@
       <w:r>
         <w:t xml:space="preserve"> and the generated table </w:t>
       </w:r>
-      <w:hyperlink w:history="1" r:id="rId9ggulz1fg_nuyyfbxetsr">
+      <w:hyperlink w:history="1" r:id="rIdyieq91iq-d1t5-nkicb0s">
         <w:r>
           <w:rPr>
             <w:rStyle w:val="Hyperlink"/>
@@ -1452,7 +1452,7 @@
       <w:r>
         <w:t xml:space="preserve"> The rack wiring, the two cluster wires and the power-on sequence: </w:t>
       </w:r>
-      <w:hyperlink w:history="1" r:id="rIdyo2gndlwecryhesicfx88">
+      <w:hyperlink w:history="1" r:id="rIdaqdy_ftaoop0vecfffp3k">
         <w:r>
           <w:rPr>
             <w:rStyle w:val="Hyperlink"/>
@@ -1476,7 +1476,7 @@
       <w:r>
         <w:t xml:space="preserve">The tests behind the four mechanisms: tests/test_h11_halt_loop.py, test_h12_fabric_auth.py, test_h13_shared_budget.py and test_h14_partition.py in </w:t>
       </w:r>
-      <w:hyperlink w:history="1" r:id="rIdnnpdnrjqfwjg-2tcasnqm">
+      <w:hyperlink w:history="1" r:id="rIdkps5hdb4spsiue_7yo8gs">
         <w:r>
           <w:rPr>
             <w:rStyle w:val="Hyperlink"/>
@@ -1503,7 +1503,7 @@
       <w:r>
         <w:t xml:space="preserve">Why the gate belongs at the ends and not in the network, with the theorem and the check: </w:t>
       </w:r>
-      <w:hyperlink w:history="1" r:id="rId016me5qvtgnv6-pj2a_bc">
+      <w:hyperlink w:history="1" r:id="rIdhdlejyjalwve03aftocya">
         <w:r>
           <w:rPr>
             <w:rStyle w:val="Hyperlink"/>
@@ -1514,7 +1514,7 @@
       <w:r>
         <w:t xml:space="preserve"> and Part 6 of this series. The open questions, including 1 (coverage), 7 (a shared rack), 14 (people), 16 (a multilateral root) and now 17 (sites): </w:t>
       </w:r>
-      <w:hyperlink w:history="1" r:id="rIdbawk-ku309mq_f2o6uqw0">
+      <w:hyperlink w:history="1" r:id="rIdxetdrmrkb7hrg6b2qm3_o">
         <w:r>
           <w:rPr>
             <w:rStyle w:val="Hyperlink"/>
@@ -1528,7 +1528,7 @@
       <w:r>
         <w:t xml:space="preserve"> The ladder, and why the person is the top rung: </w:t>
       </w:r>
-      <w:hyperlink w:history="1" r:id="rId6ya2hzznuplwftzhkogjx">
+      <w:hyperlink w:history="1" r:id="rIdc_hafyjqisrosnpp-45pv">
         <w:r>
           <w:rPr>
             <w:rStyle w:val="Hyperlink"/>
@@ -1552,7 +1552,7 @@
       <w:r>
         <w:t xml:space="preserve">The retrofit question, per lever, is experiment P2 in </w:t>
       </w:r>
-      <w:hyperlink w:history="1" r:id="rIdd4izvtaojlalrzioq4p-n">
+      <w:hyperlink w:history="1" r:id="rIdmntcmya1l7hbeiop6adil">
         <w:r>
           <w:rPr>
             <w:rStyle w:val="Hyperlink"/>
@@ -1566,7 +1566,7 @@
       <w:r>
         <w:t xml:space="preserve"> The road from here to a chip we cannot fab, with the bench loop and the FPGA: </w:t>
       </w:r>
-      <w:hyperlink w:history="1" r:id="rIdd333jacq3lwxqnlal4faq">
+      <w:hyperlink w:history="1" r:id="rIdo-7t2pqathbdgc3c8iltn">
         <w:r>
           <w:rPr>
             <w:rStyle w:val="Hyperlink"/>
@@ -1603,7 +1603,7 @@
       <w:r>
         <w:t xml:space="preserve">The drawings are made by </w:t>
       </w:r>
-      <w:hyperlink w:history="1" r:id="rIdkcquethdqrg0naak2nrnf">
+      <w:hyperlink w:history="1" r:id="rIdj67q_sw4ucxelml-rv6yo">
         <w:r>
           <w:rPr>
             <w:rStyle w:val="Hyperlink"/>

--- a/blog/08-the-chip-that-says-no-7-scaling-no.docx
+++ b/blog/08-the-chip-that-says-no-7-scaling-no.docx
@@ -179,7 +179,7 @@
         <w:spacing w:after="160" w:line="276" w:lineRule="auto"/>
       </w:pPr>
       <w:r>
-        <w:t xml:space="preserve">One governor per GPU slot. On an HGX tray, eight. In an NVL72 rack, seventy-two. The chip is about 2 mm² of core logic as configured in the open silicon flow, under 250 mW on the prototype process and under 500 mW as a product, in a package the size of a fingernail. It signs its tickets in batches: one P-384 signature per 50 ms window covers every ticket in that window, and in the model that keeps the firmware's share under 0.1 percent of the GPU's time. The private wire between governors carries kilobytes per second per chip, whatever the size of the model running on the GPU, because it carries rosters and heartbeats and budget notes, never model data.</w:t>
+        <w:t xml:space="preserve">One governor per GPU slot. On an HGX tray, eight. In an NVL72 rack, seventy-two. The chip is about 2 mm² of core logic as configured in the open silicon flow, under 250 mW on the prototype process and under 500 mW as a product, in a package the size of a fingernail. It mints a ticket in about 20 microseconds, one at a time, and signs the provenance records in batches: one P-384 signature per 50 ms window covers every record in that window, which keeps the signing engine under 34 percent busy however hard the GPU is driven. The firmware's own share of the GPU's time is under 0.1 percent in the model. The private wire between governors carries kilobytes per second per chip, whatever the size of the model running on the GPU, because it carries rosters and heartbeats and budget notes, never model data.</w:t>
       </w:r>
     </w:p>
     <w:p>
@@ -424,7 +424,7 @@
         <w:spacing w:after="160" w:line="276" w:lineRule="auto"/>
       </w:pPr>
       <w:r>
-        <w:t xml:space="preserve">Eight GPUs on a tray talk to each other over NVLink through switch chips on the same board. The governor is not in that data path. It sits beside the switches' management controller and holds the keys to their management interface, out of band. A switch port opens only between GPUs that are on the same roster (more on rosters in a minute) under the current edition of the rulebook and a live heartbeat. A GPU that failed attestation has no roster seat, so its ports stay shut, however loudly its host asks.</w:t>
+        <w:t xml:space="preserve">Eight GPUs on a tray talk to each other over NVLink through switch chips on the same board. The governor is not in that data path. It sits beside the switches' management controller and holds the keys to their management interface, out of band. A switch port is designed to open only between GPUs that are on the same roster (more on rosters in a minute) under the current edition of the rulebook and a live heartbeat. A GPU that failed attestation has no roster seat, so its ports stay shut, however loudly its host asks.</w:t>
       </w:r>
     </w:p>
     <w:p>
@@ -440,7 +440,7 @@
         <w:spacing w:after="160" w:line="276" w:lineRule="auto"/>
       </w:pPr>
       <w:r>
-        <w:t xml:space="preserve">Two honest notes. First, the switch-side authority depends on NVIDIA's management interfaces doing what their public documentation says they do; the places where the documentation stops are on the asks list in the design, as firmware and software asks, not silicon. Second, whether the retrofit slot can actually drive the levers on a given board, and what else on the board could undo them, is now a column in experiment P2, per lever, and it is not answered yet.</w:t>
+        <w:t xml:space="preserve">Two honest notes. First, the switch-side authority depends on NVIDIA's management interfaces doing what their public documentation says they do. What the documentation gives today is status, reset and partition membership through a Fabric Manager that honours a governor-signed policy; shutting a single port out of band is one of the firmware asks in the design (docs/03, section 9), so the per-port picture above is the design, not a thing you can buy this afternoon. The places where the documentation stops are all on that asks list, as firmware and software asks, not silicon. Second, whether the retrofit slot can actually drive the levers on a given board, and what else on the board could undo them, is now a column in experiment P2, per lever, and it is not answered yet.</w:t>
       </w:r>
     </w:p>
     <w:p>
@@ -551,15 +551,15 @@
         <w:t xml:space="preserve">The halt loop.</w:t>
       </w:r>
       <w:r>
-        <w:t xml:space="preserve"> A supervised series current loop, one twisted pair, threaded from governor to governor through every tray and back to the rack's supervisor governor. It carries a live-zero current, the 4 to 20 mA idea from industrial instrumentation and fire alarms: a healthy wire carries a small current, a dead wire reads as zero, and zero means stop. Every governor has a switch in the loop and a sensor on it. Any governor opens its switch on a halt cause: a signed HALT from the authority, a detected tamper, or loss of loop current itself. Loss of current at any governor drives that governor's halt output within two sense periods. Across a 72-governor rack the circuit simulation puts the worst case at 317 microseconds against a 1 millisecond bound, across 39 configurations including cut wires and the worst opener position.</w:t>
-      </w:r>
-    </w:p>
-    <w:p>
-      <w:pPr>
-        <w:spacing w:after="160" w:line="276" w:lineRule="auto"/>
-      </w:pPr>
-      <w:r>
-        <w:t xml:space="preserve">What makes it safe is what it does when things break. A broken wire, a lost connector, a dead governor, a pulled board: all of them read as open, and open means every slot in the rack halts. Nothing has to notice; the physics notices. And nobody closes the loop again on their own. It closes only when every governor has received a signed CLEAR over the other wire and logged it. A governor that has been jumpered to fake a closed switch is caught by a roll call the heartbeat carries, within two heartbeats.</w:t>
+        <w:t xml:space="preserve"> A supervised series current loop, one twisted pair, threaded from governor to governor through every tray and back to the rack's supervisor governor. It carries a live-zero current, the 4 to 20 mA idea from industrial instrumentation crossed with the supervised circuit of a fire alarm: a healthy wire carries a small current, a dead wire reads as zero, and zero means stop. Every governor has a switch in the loop and a sensor on it. Any governor opens its switch on a halt cause: a signed HALT from the authority, a detected tamper, or loss of loop current itself. A governor declares the current lost after two missed samples and drives its halt output within about three sense periods, 311 microseconds in the design. Across a 72-governor rack the circuit simulation puts the worst case at 317 microseconds against a 1 millisecond bound, across 39 configurations including cut wires and the worst opener position.</w:t>
+      </w:r>
+    </w:p>
+    <w:p>
+      <w:pPr>
+        <w:spacing w:after="160" w:line="276" w:lineRule="auto"/>
+      </w:pPr>
+      <w:r>
+        <w:t xml:space="preserve">What makes it safe is what it does when things break. A broken wire, a lost connector, a dead governor, a pulled board: all of them read as open, and open means every slot in the rack halts. Nothing has to notice; the physics notices. And nobody closes the loop again on their own. It closes only when every governor has received a signed CLEAR over the other wire and logged it. A governor that has been jumpered to fake a closed switch is caught the moment its own switch opens, by a roll call the heartbeat carries, within two heartbeats: it reports its switch open while the wire still carries current, and every other governor halts on that. While its switch stays closed the jumper changes no current and no report, so nobody can see it, and the attacker has gained nothing by it either; the governor's own levers still stop its own GPU.</w:t>
       </w:r>
     </w:p>
     <w:p>
@@ -574,7 +574,7 @@
         <w:t xml:space="preserve">The message fabric.</w:t>
       </w:r>
       <w:r>
-        <w:t xml:space="preserve"> A private dual ring between governors, two-wire automotive Ethernet or SGMII on its own pairs of the rack harness, no connection to any switch the host can reach. Every note on it is signed with a key derived from the chip's fused secret, numbered per sender, stamped with the rulebook edition, and dated by the chip's own counter. A note from a chip not on the roster, an old note read out again, or a note under last year's rulebook goes in the bin, and the bin is logged. Sequence numbers survive power loss on both sides, so a reboot does not reopen the replay window. It carries attestation quotes, rosters, heartbeats, policy editions, budget reservations, alarms and log checkpoints. Kilobytes per second.</w:t>
+        <w:t xml:space="preserve"> A private dual ring between governors, two-wire automotive Ethernet (100BASE-T1) on its own pairs of the rack harness, no connection to any switch the host can reach. Every note on it is signed with a key derived from the chip's fused secret, numbered per sender, stamped with the rulebook edition, and dated by the chip's own counter. A note from a chip not on the roster, an old note read out again, or a note under last year's rulebook goes in the bin, and the bin is logged. Sequence numbers survive power loss on both sides, so a reboot does not reopen the replay window. It carries attestation quotes, rosters, heartbeats, policy editions, budget reservations, alarms and log checkpoints. Kilobytes per second.</w:t>
       </w:r>
     </w:p>
     <w:p>
@@ -661,7 +661,7 @@
         <w:t xml:space="preserve">The picture:</w:t>
       </w:r>
       <w:r>
-        <w:t xml:space="preserve"> a fire-alarm loop and an intercom. The loop rings every bell the instant any station is pulled, and rings them all if someone cuts the wire. The intercom carries the details: who pulled it, which edition of the rulebook is in force, who is still on duty. You would never route the alarm through the intercom. Nobody should route a halt through a network.</w:t>
+        <w:t xml:space="preserve"> a fire-alarm loop and an intercom. The loop rings every bell the instant any station is pulled, and reports a cut wire the instant it happens. This loop goes one step further than a fire loop: a cut does not just light a fault lamp at the panel, it halts the rack. The intercom carries the details: who pulled it, which edition of the rulebook is in force, who is still on duty. You would never route the alarm through the intercom. Nobody should route a halt through a network.</w:t>
       </w:r>
     </w:p>
     <w:p>
@@ -678,7 +678,7 @@
         <w:spacing w:after="160" w:line="276" w:lineRule="auto"/>
       </w:pPr>
       <w:r>
-        <w:t xml:space="preserve">A rack is a safety domain with its own loop. A building has hundreds of racks. Domains are joined by supervisor governors that bridge loops under policy, and the fabric runs through all of them. Now the strong objection comes due: with no central box, how do a thousand chips agree? Four mechanisms, each small, each tested in the model of a 72-GPU rack.</w:t>
+        <w:t xml:space="preserve">A rack is a safety domain with its own loop. A building has hundreds of racks. Domains are joined by supervisor governors that bridge loops under policy, and the fabric runs through all of them. Now the strong objection comes due: with no central box, how do a thousand chips agree? Four mechanisms, each small, each tested in the functional model of a rack (the tests run racks of up to four GPUs; the 72 is in the loop's circuit simulation).</w:t>
       </w:r>
     </w:p>
     <w:p>
@@ -911,7 +911,7 @@
         <w:spacing w:after="160" w:line="276" w:lineRule="auto"/>
       </w:pPr>
       <w:r>
-        <w:t xml:space="preserve">This is what makes a split network safe instead of dangerous. Cut the fabric down the middle of a building. The half with a path to the authority keeps running and rebuilds its roster without the others. The half without it receives no heartbeat, and nothing in that half can forge the authority's key to make one. At expiry, every governor in it halts itself. A replayed old heartbeat fails on its sequence number and its window. A rogue box plugged into the wire never gets on a roster. There is no box to capture, because the authority is not a box.</w:t>
+        <w:t xml:space="preserve">This is what makes a split network safe instead of dangerous. Cut the fabric down the middle of a building. The half with a path to the authority keeps running; forming new rosters without the lost half is in the design's partition table, though the tests only check it after the fabric heals, so count that one as design, not evidence. The half without it receives no heartbeat, and nothing in that half can forge the authority's key to make one. At expiry, every governor in it halts itself. A replayed old heartbeat fails on its sequence number and its window. A rogue box plugged into the wire never gets on a roster. There is no box to capture, because the authority is not a box.</w:t>
       </w:r>
     </w:p>
     <w:p>
@@ -1301,7 +1301,7 @@
         <w:spacing w:after="160" w:line="276" w:lineRule="auto"/>
       </w:pPr>
       <w:r>
-        <w:t xml:space="preserve">Everything in levels 1 to 4 exists as a functional model of a 72-GPU rack with 200 hypothesis tests, and the four mechanisms of level 4 have their own: H11 for the loop (any governor halting halts all; a cut wire halts all; no governor clears on its own; propagation within the bound), H12 for the fabric's authentication (strangers, replays and stale editions binned), H13 for shared budgets (nothing spent twice; an absent owner means no commit), H14 for partitions (the segment without the authority halts at expiry; the other continues). The halt loop's timing is a circuit simulation, 39 runs in ngspice, not a measurement on a bench; the bench is stage 3 of the roadmap. The fabric is modelled, not built. Level 5 is design intent with one open question attached to it. The two numbers that decide whether any operator will live with this, the real overhead and the false-halt rate, are not measured on hardware yet, and the plan says exactly how they get measured: a governor on an FPGA beside a real GPU for weeks.</w:t>
+        <w:t xml:space="preserve">Everything in levels 1 to 4 exists as a functional model of a rack (four GPUs in the tests, 72 in the loop circuit) with 200 hypothesis tests, and the four mechanisms of level 4 have their own: H11 for the loop (any governor halting halts all; a cut wire halts all; no governor clears on its own; propagation within the bound), H12 for the fabric's authentication (strangers, replays and stale editions binned), H13 for shared budgets (nothing spent twice; an absent owner means no commit), H14 for partitions (the segment without the authority halts at expiry; the other continues). The halt loop's timing is a circuit simulation, 39 runs in ngspice, not a measurement on a bench; the bench is stage 3 of the roadmap. The fabric is modelled, not built. Level 5 is design intent with one open question attached to it. The two numbers that decide whether any operator will live with this, the real overhead and the false-halt rate, are not measured on hardware yet, and the plan says exactly how they get measured: a governor on an FPGA beside a real GPU for weeks.</w:t>
       </w:r>
     </w:p>
     <w:p>
@@ -1358,7 +1358,7 @@
       <w:r>
         <w:t xml:space="preserve">The design of the fabric, with every message type, the roster, the edition change, the heartbeat, the budgets, the logs and the partition table: docs/02-safety-fabric.md in the chip's repository, </w:t>
       </w:r>
-      <w:hyperlink w:history="1" r:id="rIdiugin3jayd47mlweownnw">
+      <w:hyperlink w:history="1" r:id="rIdgywbt_hvzzq_axjmthvrp">
         <w:r>
           <w:rPr>
             <w:rStyle w:val="Hyperlink"/>
@@ -1372,7 +1372,7 @@
       <w:r>
         <w:t xml:space="preserve"> Where the governor lives and the three tiers: </w:t>
       </w:r>
-      <w:hyperlink w:history="1" r:id="rId_t3uu2-_7pwcwfdooaajj">
+      <w:hyperlink w:history="1" r:id="rId0jw-8wud_bvauknhd7vhl">
         <w:r>
           <w:rPr>
             <w:rStyle w:val="Hyperlink"/>
@@ -1386,7 +1386,7 @@
       <w:r>
         <w:t xml:space="preserve"> Every plug, the NVSwitch and DPU management paths, and the asks to NVIDIA: </w:t>
       </w:r>
-      <w:hyperlink w:history="1" r:id="rIdlq284q6r0b4qwbtniquah">
+      <w:hyperlink w:history="1" r:id="rIdnx5um2om-ozsuxaha_zfs">
         <w:r>
           <w:rPr>
             <w:rStyle w:val="Hyperlink"/>
@@ -1400,7 +1400,7 @@
       <w:r>
         <w:t xml:space="preserve"> The ticket, the register map, the physical targets (area, power, package): </w:t>
       </w:r>
-      <w:hyperlink w:history="1" r:id="rIdjynfbxjalemdj0zzylssr">
+      <w:hyperlink w:history="1" r:id="rIdprqcktoexenot_becmc2t">
         <w:r>
           <w:rPr>
             <w:rStyle w:val="Hyperlink"/>
@@ -1427,7 +1427,7 @@
       <w:r>
         <w:t xml:space="preserve">The halt loop as a circuit, 72 governors, 39 configurations, worst case 317 microseconds: </w:t>
       </w:r>
-      <w:hyperlink w:history="1" r:id="rIdik9f32qopbuavid-u-fpa">
+      <w:hyperlink w:history="1" r:id="rIdaomltqrtndpgz2u9rum09">
         <w:r>
           <w:rPr>
             <w:rStyle w:val="Hyperlink"/>
@@ -1438,7 +1438,7 @@
       <w:r>
         <w:t xml:space="preserve"> and the generated table </w:t>
       </w:r>
-      <w:hyperlink w:history="1" r:id="rIdyieq91iq-d1t5-nkicb0s">
+      <w:hyperlink w:history="1" r:id="rIdehxhmkxvastiakxexhhjw">
         <w:r>
           <w:rPr>
             <w:rStyle w:val="Hyperlink"/>
@@ -1452,7 +1452,7 @@
       <w:r>
         <w:t xml:space="preserve"> The rack wiring, the two cluster wires and the power-on sequence: </w:t>
       </w:r>
-      <w:hyperlink w:history="1" r:id="rIdaqdy_ftaoop0vecfffp3k">
+      <w:hyperlink w:history="1" r:id="rIdas1vjtartezu15gzgpnd4">
         <w:r>
           <w:rPr>
             <w:rStyle w:val="Hyperlink"/>
@@ -1476,7 +1476,7 @@
       <w:r>
         <w:t xml:space="preserve">The tests behind the four mechanisms: tests/test_h11_halt_loop.py, test_h12_fabric_auth.py, test_h13_shared_budget.py and test_h14_partition.py in </w:t>
       </w:r>
-      <w:hyperlink w:history="1" r:id="rIdkps5hdb4spsiue_7yo8gs">
+      <w:hyperlink w:history="1" r:id="rIdmnmmaq8bjpdfm6huvn1z-">
         <w:r>
           <w:rPr>
             <w:rStyle w:val="Hyperlink"/>
@@ -1503,7 +1503,7 @@
       <w:r>
         <w:t xml:space="preserve">Why the gate belongs at the ends and not in the network, with the theorem and the check: </w:t>
       </w:r>
-      <w:hyperlink w:history="1" r:id="rIdhdlejyjalwve03aftocya">
+      <w:hyperlink w:history="1" r:id="rIdvcx7jorqfu0xa4lmpgbkl">
         <w:r>
           <w:rPr>
             <w:rStyle w:val="Hyperlink"/>
@@ -1514,7 +1514,7 @@
       <w:r>
         <w:t xml:space="preserve"> and Part 6 of this series. The open questions, including 1 (coverage), 7 (a shared rack), 14 (people), 16 (a multilateral root) and now 17 (sites): </w:t>
       </w:r>
-      <w:hyperlink w:history="1" r:id="rIdxetdrmrkb7hrg6b2qm3_o">
+      <w:hyperlink w:history="1" r:id="rIdtcfiylsy8zng3llqtftak">
         <w:r>
           <w:rPr>
             <w:rStyle w:val="Hyperlink"/>
@@ -1528,7 +1528,7 @@
       <w:r>
         <w:t xml:space="preserve"> The ladder, and why the person is the top rung: </w:t>
       </w:r>
-      <w:hyperlink w:history="1" r:id="rIdc_hafyjqisrosnpp-45pv">
+      <w:hyperlink w:history="1" r:id="rId2cepg-r0tfwy4lw-xiltn">
         <w:r>
           <w:rPr>
             <w:rStyle w:val="Hyperlink"/>
@@ -1552,7 +1552,7 @@
       <w:r>
         <w:t xml:space="preserve">The retrofit question, per lever, is experiment P2 in </w:t>
       </w:r>
-      <w:hyperlink w:history="1" r:id="rIdmntcmya1l7hbeiop6adil">
+      <w:hyperlink w:history="1" r:id="rIddsngjafoyxowyhwqae5si">
         <w:r>
           <w:rPr>
             <w:rStyle w:val="Hyperlink"/>
@@ -1566,7 +1566,7 @@
       <w:r>
         <w:t xml:space="preserve"> The road from here to a chip we cannot fab, with the bench loop and the FPGA: </w:t>
       </w:r>
-      <w:hyperlink w:history="1" r:id="rIdo-7t2pqathbdgc3c8iltn">
+      <w:hyperlink w:history="1" r:id="rIdcli6ggdogrdufct317oo4">
         <w:r>
           <w:rPr>
             <w:rStyle w:val="Hyperlink"/>
@@ -1588,7 +1588,7 @@
         <w:spacing w:after="100" w:line="276" w:lineRule="auto"/>
       </w:pPr>
       <w:r>
-        <w:t xml:space="preserve">The live-zero current loop is the 4 to 20 mA convention of industrial instrumentation (ISA and IEC 60381-1) and the supervised initiating circuit of fire-alarm systems (NFPA 72). The reference monitor: James P. Anderson, Computer Security Technology Planning Study, 1972.</w:t>
+        <w:t xml:space="preserve">The live-zero current loop is the 4 to 20 mA convention of industrial instrumentation (ANSI/ISA-50.00.01 and IEC 60381-1) crossed with the supervised initiating circuit of fire-alarm systems (NFPA 72), which supervises with a small end-of-line current and reports an open wire as a trouble signal; the halt loop treats the open as a halt. The reference monitor: James P. Anderson, Computer Security Technology Planning Study, 1972.</w:t>
       </w:r>
     </w:p>
     <w:p>
@@ -1603,7 +1603,7 @@
       <w:r>
         <w:t xml:space="preserve">The drawings are made by </w:t>
       </w:r>
-      <w:hyperlink w:history="1" r:id="rIdj67q_sw4ucxelml-rv6yo">
+      <w:hyperlink w:history="1" r:id="rIdt3kuxsfuokj0zwdf0oc2-">
         <w:r>
           <w:rPr>
             <w:rStyle w:val="Hyperlink"/>
